--- a/docs/semanarios/2026-09/semanario-ricardo-palhares-2026-09-14-a-18-semana-a.docx
+++ b/docs/semanarios/2026-09/semanario-ricardo-palhares-2026-09-14-a-18-semana-a.docx
@@ -1125,6 +1125,20 @@
     <w:bookmarkStart w:id="13" w:name="ºc-1609-14351545"/>
     <w:p>
       <w:pPr>
+        <w:pStyle w:val="Heading4"/>
+      </w:pPr>
+      <w:r>
+        <w:t>Resumo do Encontro</w:t>
+      </w:r>
+    </w:p>
+    <w:p>
+      <w:pPr/>
+      <w:r>
+        <w:t>Mensagem de rotina para as famílias: Hoje a turma programou o Matata para participar de um desafio de futebol. As crianças pensaram nos movimentos necessários, criaram trajetos, testaram os comandos e ajustaram as sequências para alcançar o objetivo do jogo. A atividade estimulou planejamento, raciocínio lógico e cooperação entre os colegas.</w:t>
+      </w:r>
+    </w:p>
+    <w:p>
+      <w:pPr>
         <w:pStyle w:val="Heading3"/>
       </w:pPr>
       <w:r>
@@ -1331,6 +1345,20 @@
     <w:bookmarkStart w:id="14" w:name="ºd-1609-15451725"/>
     <w:p>
       <w:pPr>
+        <w:pStyle w:val="Heading4"/>
+      </w:pPr>
+      <w:r>
+        <w:t>Resumo do Encontro</w:t>
+      </w:r>
+    </w:p>
+    <w:p>
+      <w:pPr/>
+      <w:r>
+        <w:t>Mensagem de rotina para as famílias: Hoje a turma construiu e testou um modelo do sistema respiratório. Ao observar o funcionamento da montagem, as crianças relacionaram inspiração, expiração e troca de gases ao que acontece em nosso corpo. A investigação tornou o conteúdo de Ciências mais concreto e estimulou perguntas e explicações da turma.</w:t>
+      </w:r>
+    </w:p>
+    <w:p>
+      <w:pPr>
         <w:pStyle w:val="Heading3"/>
       </w:pPr>
       <w:r>
@@ -1573,6 +1601,20 @@
     <w:bookmarkStart w:id="15" w:name="ºb-1709-07150855"/>
     <w:p>
       <w:pPr>
+        <w:pStyle w:val="Heading4"/>
+      </w:pPr>
+      <w:r>
+        <w:t>Resumo do Encontro</w:t>
+      </w:r>
+    </w:p>
+    <w:p>
+      <w:pPr/>
+      <w:r>
+        <w:t>Mensagem de rotina para as famílias: Hoje a turma programou o Matata para participar de um desafio de futebol. As crianças pensaram nos movimentos necessários, criaram trajetos, testaram os comandos e ajustaram as sequências para alcançar o objetivo do jogo. A atividade estimulou planejamento, raciocínio lógico e cooperação entre os colegas.</w:t>
+      </w:r>
+    </w:p>
+    <w:p>
+      <w:pPr>
         <w:pStyle w:val="Heading3"/>
       </w:pPr>
       <w:r>
@@ -1619,6 +1661,20 @@
     <w:bookmarkStart w:id="16" w:name="ºa-1709-08550920-e-10051055"/>
     <w:p>
       <w:pPr>
+        <w:pStyle w:val="Heading4"/>
+      </w:pPr>
+      <w:r>
+        <w:t>Resumo do Encontro</w:t>
+      </w:r>
+    </w:p>
+    <w:p>
+      <w:pPr/>
+      <w:r>
+        <w:t>Mensagem de rotina para as famílias: Hoje a turma construiu e testou um modelo do sistema respiratório. Ao observar o funcionamento da montagem, as crianças relacionaram inspiração, expiração e troca de gases ao que acontece em nosso corpo. A investigação tornou o conteúdo de Ciências mais concreto e estimulou perguntas e explicações da turma.</w:t>
+      </w:r>
+    </w:p>
+    <w:p>
+      <w:pPr>
         <w:pStyle w:val="Heading3"/>
       </w:pPr>
       <w:r>
@@ -1663,6 +1719,20 @@
     </w:p>
     <w:bookmarkEnd w:id="16"/>
     <w:bookmarkStart w:id="17" w:name="ºa-1709-10551145"/>
+    <w:p>
+      <w:pPr>
+        <w:pStyle w:val="Heading4"/>
+      </w:pPr>
+      <w:r>
+        <w:t>Resumo do Encontro</w:t>
+      </w:r>
+    </w:p>
+    <w:p>
+      <w:pPr/>
+      <w:r>
+        <w:t>Mensagem de rotina para as famílias: Hoje a turma programou o Matata para participar de um desafio de futebol. As crianças pensaram nos movimentos necessários, criaram trajetos, testaram os comandos e ajustaram as sequências para alcançar o objetivo do jogo. A atividade estimulou planejamento, raciocínio lógico e cooperação entre os colegas.</w:t>
+      </w:r>
+    </w:p>
     <w:p>
       <w:pPr>
         <w:pStyle w:val="Heading3"/>
@@ -1883,6 +1953,20 @@
     <w:bookmarkEnd w:id="17"/>
     <w:bookmarkEnd w:id="18"/>
     <w:bookmarkStart w:id="19" w:name="decisões-necessárias-antes-de-1709"/>
+    <w:p>
+      <w:pPr>
+        <w:pStyle w:val="Heading4"/>
+      </w:pPr>
+      <w:r>
+        <w:t>Resumo do Encontro</w:t>
+      </w:r>
+    </w:p>
+    <w:p>
+      <w:pPr/>
+      <w:r>
+        <w:t>Mensagem de rotina para as famílias: Hoje a turma construiu e testou um hodômetro, instrumento que mede distâncias a partir do movimento das rodas. As crianças montaram o modelo, realizaram medições, compararam os resultados com a trena e registraram o que descobriram durante os testes. A atividade aproximou conceitos de medida, movimento e resolução de problemas.</w:t>
+      </w:r>
+    </w:p>
     <w:p>
       <w:pPr>
         <w:pStyle w:val="Heading2"/>
